--- a/compliance/sops/SOP-004-injection-education/attachments/protocol-004-bpc157-subcutaneous-future/protocol-004-bpc157-subcutaneous-future.docx
+++ b/compliance/sops/SOP-004-injection-education/attachments/protocol-004-bpc157-subcutaneous-future/protocol-004-bpc157-subcutaneous-future.docx
@@ -232,7 +232,7 @@
           <w:sz w:val="21"/>
           <w:szCs w:val="21"/>
         </w:rPr>
-        <w:t xml:space="preserve"> Pending Covering Physician Review</w:t>
+        <w:t xml:space="preserve"> Pending — Dr. Michael Napolitano, MD</w:t>
       </w:r>
     </w:p>
     <w:p>
